--- a/uk-pmrv-app-api/src/main/resources/templates/ca/england/installation/Notice of ALR Rejection of Allocation_EA.docx
+++ b/uk-pmrv-app-api/src/main/resources/templates/ca/england/installation/Notice of ALR Rejection of Allocation_EA.docx
@@ -1189,6 +1189,16 @@
     </w:p>
     <w:p>
       <w:pPr>
+        <w:widowControl w:val="0"/>
+        <w:spacing w:before="120" w:beforeAutospacing="0" w:after="120" w:afterAutospacing="0"/>
+        <w:ind w:left="720" w:right="144"/>
+        <w:rPr>
+          <w:rFonts w:cs="Arial"/>
+        </w:rPr>
+      </w:pPr>
+    </w:p>
+    <w:p>
+      <w:pPr>
         <w:pStyle w:val="TemplateCommand"/>
       </w:pPr>
       <w:fldSimple w:instr=" MERGEFIELD  [#else]  \* MERGEFORMAT ">
@@ -1278,6 +1288,16 @@
     </w:p>
     <w:p>
       <w:pPr>
+        <w:widowControl w:val="0"/>
+        <w:spacing w:before="120" w:beforeAutospacing="0" w:after="120" w:afterAutospacing="0"/>
+        <w:ind w:left="720" w:right="144"/>
+        <w:rPr>
+          <w:rFonts w:cs="Arial"/>
+        </w:rPr>
+      </w:pPr>
+    </w:p>
+    <w:p>
+      <w:pPr>
         <w:pStyle w:val="TemplateCommand"/>
       </w:pPr>
       <w:fldSimple w:instr=" MERGEFIELD  [/#if]  \* MERGEFORMAT ">
@@ -1343,6 +1363,16 @@
     </w:p>
     <w:p>
       <w:pPr>
+        <w:widowControl w:val="0"/>
+        <w:spacing w:before="120" w:beforeAutospacing="0" w:after="120" w:afterAutospacing="0"/>
+        <w:ind w:left="720" w:right="144"/>
+        <w:rPr>
+          <w:rFonts w:cs="Arial"/>
+        </w:rPr>
+      </w:pPr>
+    </w:p>
+    <w:p>
+      <w:pPr>
         <w:pStyle w:val="TemplateCommand"/>
         <w:rPr>
           <w:noProof/>
@@ -1453,6 +1483,16 @@
     </w:p>
     <w:p>
       <w:pPr>
+        <w:widowControl w:val="0"/>
+        <w:spacing w:before="120" w:beforeAutospacing="0" w:after="120" w:afterAutospacing="0"/>
+        <w:ind w:left="720" w:right="144"/>
+        <w:rPr>
+          <w:rFonts w:cs="Arial"/>
+        </w:rPr>
+      </w:pPr>
+    </w:p>
+    <w:p>
+      <w:pPr>
         <w:pStyle w:val="TemplateCommand"/>
         <w:rPr>
           <w:noProof/>
@@ -1597,6 +1637,14 @@
     </w:p>
     <w:p>
       <w:pPr>
+        <w:pStyle w:val="ListParagraph"/>
+        <w:rPr>
+          <w:rFonts w:cs="Arial"/>
+        </w:rPr>
+      </w:pPr>
+    </w:p>
+    <w:p>
+      <w:pPr>
         <w:pStyle w:val="TemplateCommand"/>
         <w:rPr>
           <w:noProof/>
@@ -1641,8 +1689,6 @@
       <w:r>
         <w:rPr>
           <w:rFonts w:cs="Arial"/>
-          <w:i/>
-          <w:iCs/>
           <w:color w:val="292A2E"/>
           <w:lang w:val="en-US" w:eastAsia="el-GR"/>
         </w:rPr>
@@ -1713,6 +1759,7 @@
         </w:numPr>
         <w:spacing w:before="0" w:beforeAutospacing="0" w:after="0" w:afterAutospacing="0"/>
         <w:rPr>
+          <w:rStyle w:val="Emphasis"/>
           <w:rFonts w:ascii="Arial" w:hAnsi="Arial" w:cs="Arial"/>
           <w:color w:val="292A2E"/>
           <w:sz w:val="20"/>
@@ -1724,6 +1771,8 @@
         <w:rPr>
           <w:rStyle w:val="Emphasis"/>
           <w:rFonts w:ascii="Arial" w:hAnsi="Arial" w:cs="Arial"/>
+          <w:i w:val="0"/>
+          <w:iCs w:val="0"/>
           <w:color w:val="292A2E"/>
           <w:sz w:val="20"/>
           <w:szCs w:val="20"/>
@@ -1749,6 +1798,8 @@
         <w:rPr>
           <w:rStyle w:val="Emphasis"/>
           <w:rFonts w:ascii="Arial" w:hAnsi="Arial" w:cs="Arial"/>
+          <w:i w:val="0"/>
+          <w:iCs w:val="0"/>
           <w:color w:val="292A2E"/>
           <w:sz w:val="20"/>
           <w:szCs w:val="20"/>
@@ -1756,6 +1807,22 @@
         </w:rPr>
         <w:t>, as inserted by the 2025 Order.</w:t>
       </w:r>
+    </w:p>
+    <w:p>
+      <w:pPr>
+        <w:pStyle w:val="NormalWeb"/>
+        <w:spacing w:before="0" w:beforeAutospacing="0" w:after="0" w:afterAutospacing="0"/>
+        <w:ind w:left="720"/>
+        <w:rPr>
+          <w:rFonts w:ascii="Arial" w:hAnsi="Arial" w:cs="Arial"/>
+          <w:i/>
+          <w:iCs/>
+          <w:color w:val="292A2E"/>
+          <w:sz w:val="20"/>
+          <w:szCs w:val="20"/>
+          <w:lang w:val="en-US"/>
+        </w:rPr>
+      </w:pPr>
     </w:p>
     <w:p>
       <w:pPr>
@@ -1772,13 +1839,6 @@
           <w:t>«[/#if]»</w:t>
         </w:r>
       </w:fldSimple>
-    </w:p>
-    <w:p>
-      <w:pPr>
-        <w:rPr>
-          <w:lang w:eastAsia="en-US"/>
-        </w:rPr>
-      </w:pPr>
     </w:p>
     <w:p>
       <w:pPr>
@@ -4134,65 +4194,6 @@
 </file>
 
 <file path=customXml/item1.xml><?xml version="1.0" encoding="utf-8"?>
-<?mso-contentType ?>
-<spe:Receivers xmlns:spe="http://schemas.microsoft.com/sharepoint/events">
-  <Receiver>
-    <Name>Document ID Generator</Name>
-    <Synchronization>Synchronous</Synchronization>
-    <Type>10001</Type>
-    <SequenceNumber>1000</SequenceNumber>
-    <Url/>
-    <Assembly>Microsoft.Office.DocumentManagement, Version=16.0.0.0, Culture=neutral, PublicKeyToken=71e9bce111e9429c</Assembly>
-    <Class>Microsoft.Office.DocumentManagement.Internal.DocIdHandler</Class>
-    <Data/>
-    <Filter/>
-  </Receiver>
-  <Receiver>
-    <Name>Document ID Generator</Name>
-    <Synchronization>Synchronous</Synchronization>
-    <Type>10002</Type>
-    <SequenceNumber>1001</SequenceNumber>
-    <Url/>
-    <Assembly>Microsoft.Office.DocumentManagement, Version=16.0.0.0, Culture=neutral, PublicKeyToken=71e9bce111e9429c</Assembly>
-    <Class>Microsoft.Office.DocumentManagement.Internal.DocIdHandler</Class>
-    <Data/>
-    <Filter/>
-  </Receiver>
-  <Receiver>
-    <Name>Document ID Generator</Name>
-    <Synchronization>Synchronous</Synchronization>
-    <Type>10004</Type>
-    <SequenceNumber>1002</SequenceNumber>
-    <Url/>
-    <Assembly>Microsoft.Office.DocumentManagement, Version=16.0.0.0, Culture=neutral, PublicKeyToken=71e9bce111e9429c</Assembly>
-    <Class>Microsoft.Office.DocumentManagement.Internal.DocIdHandler</Class>
-    <Data/>
-    <Filter/>
-  </Receiver>
-  <Receiver>
-    <Name>Document ID Generator</Name>
-    <Synchronization>Synchronous</Synchronization>
-    <Type>10006</Type>
-    <SequenceNumber>1003</SequenceNumber>
-    <Url/>
-    <Assembly>Microsoft.Office.DocumentManagement, Version=16.0.0.0, Culture=neutral, PublicKeyToken=71e9bce111e9429c</Assembly>
-    <Class>Microsoft.Office.DocumentManagement.Internal.DocIdHandler</Class>
-    <Data/>
-    <Filter/>
-  </Receiver>
-</spe:Receivers>
-</file>
-
-<file path=customXml/item2.xml><?xml version="1.0" encoding="utf-8"?>
-<?mso-contentType ?>
-<FormTemplates xmlns="http://schemas.microsoft.com/sharepoint/v3/contenttype/forms">
-  <Display>DocumentLibraryForm</Display>
-  <Edit>DocumentLibraryForm</Edit>
-  <New>DocumentLibraryForm</New>
-</FormTemplates>
-</file>
-
-<file path=customXml/item3.xml><?xml version="1.0" encoding="utf-8"?>
 <p:properties xmlns:p="http://schemas.microsoft.com/office/2006/metadata/properties" xmlns:xsi="http://www.w3.org/2001/XMLSchema-instance" xmlns:pc="http://schemas.microsoft.com/office/infopath/2007/PartnerControls">
   <documentManagement>
     <Government_x0020_Body xmlns="b413c3fd-5a3b-4239-b985-69032e371c04">BEIS</Government_x0020_Body>
@@ -4225,7 +4226,7 @@
 </p:properties>
 </file>
 
-<file path=customXml/item4.xml><?xml version="1.0" encoding="utf-8"?>
+<file path=customXml/item2.xml><?xml version="1.0" encoding="utf-8"?>
 <ct:contentTypeSchema xmlns:ct="http://schemas.microsoft.com/office/2006/metadata/contentType" xmlns:ma="http://schemas.microsoft.com/office/2006/metadata/properties/metaAttributes" ct:_="" ma:_="" ma:contentTypeName="Document" ma:contentTypeID="0x01010021FBFA0342EB724A95B4909723D26D68" ma:contentTypeVersion="27" ma:contentTypeDescription="Create a new document." ma:contentTypeScope="" ma:versionID="50abe45d9a5458c75cc0bcc1193a350b">
   <xsd:schema xmlns:xsd="http://www.w3.org/2001/XMLSchema" xmlns:xs="http://www.w3.org/2001/XMLSchema" xmlns:p="http://schemas.microsoft.com/office/2006/metadata/properties" xmlns:ns2="faac64c1-01ff-446a-acab-2cde8bf797ec" xmlns:ns3="0063f72e-ace3-48fb-9c1f-5b513408b31f" xmlns:ns4="b413c3fd-5a3b-4239-b985-69032e371c04" xmlns:ns5="a8f60570-4bd3-4f2b-950b-a996de8ab151" xmlns:ns6="aaacb922-5235-4a66-b188-303b9b46fbd7" xmlns:ns7="2baed3fd-e151-4071-ba61-84ee9d9612ee" targetNamespace="http://schemas.microsoft.com/office/2006/metadata/properties" ma:root="true" ma:fieldsID="6e0fdf41df6564b2707235fc708662e7" ns2:_="" ns3:_="" ns4:_="" ns5:_="" ns6:_="" ns7:_="">
     <xsd:import namespace="faac64c1-01ff-446a-acab-2cde8bf797ec"/>
@@ -4598,23 +4599,66 @@
 </ct:contentTypeSchema>
 </file>
 
-<file path=customXml/itemProps1.xml><?xml version="1.0" encoding="utf-8"?>
-<ds:datastoreItem xmlns:ds="http://schemas.openxmlformats.org/officeDocument/2006/customXml" ds:itemID="{43E171D5-6AA3-4BFA-AAEB-2992B94F6E0B}">
-  <ds:schemaRefs>
-    <ds:schemaRef ds:uri="http://schemas.microsoft.com/sharepoint/events"/>
-  </ds:schemaRefs>
-</ds:datastoreItem>
+<file path=customXml/item3.xml><?xml version="1.0" encoding="utf-8"?>
+<?mso-contentType ?>
+<spe:Receivers xmlns:spe="http://schemas.microsoft.com/sharepoint/events">
+  <Receiver>
+    <Name>Document ID Generator</Name>
+    <Synchronization>Synchronous</Synchronization>
+    <Type>10001</Type>
+    <SequenceNumber>1000</SequenceNumber>
+    <Url/>
+    <Assembly>Microsoft.Office.DocumentManagement, Version=16.0.0.0, Culture=neutral, PublicKeyToken=71e9bce111e9429c</Assembly>
+    <Class>Microsoft.Office.DocumentManagement.Internal.DocIdHandler</Class>
+    <Data/>
+    <Filter/>
+  </Receiver>
+  <Receiver>
+    <Name>Document ID Generator</Name>
+    <Synchronization>Synchronous</Synchronization>
+    <Type>10002</Type>
+    <SequenceNumber>1001</SequenceNumber>
+    <Url/>
+    <Assembly>Microsoft.Office.DocumentManagement, Version=16.0.0.0, Culture=neutral, PublicKeyToken=71e9bce111e9429c</Assembly>
+    <Class>Microsoft.Office.DocumentManagement.Internal.DocIdHandler</Class>
+    <Data/>
+    <Filter/>
+  </Receiver>
+  <Receiver>
+    <Name>Document ID Generator</Name>
+    <Synchronization>Synchronous</Synchronization>
+    <Type>10004</Type>
+    <SequenceNumber>1002</SequenceNumber>
+    <Url/>
+    <Assembly>Microsoft.Office.DocumentManagement, Version=16.0.0.0, Culture=neutral, PublicKeyToken=71e9bce111e9429c</Assembly>
+    <Class>Microsoft.Office.DocumentManagement.Internal.DocIdHandler</Class>
+    <Data/>
+    <Filter/>
+  </Receiver>
+  <Receiver>
+    <Name>Document ID Generator</Name>
+    <Synchronization>Synchronous</Synchronization>
+    <Type>10006</Type>
+    <SequenceNumber>1003</SequenceNumber>
+    <Url/>
+    <Assembly>Microsoft.Office.DocumentManagement, Version=16.0.0.0, Culture=neutral, PublicKeyToken=71e9bce111e9429c</Assembly>
+    <Class>Microsoft.Office.DocumentManagement.Internal.DocIdHandler</Class>
+    <Data/>
+    <Filter/>
+  </Receiver>
+</spe:Receivers>
 </file>
 
-<file path=customXml/itemProps2.xml><?xml version="1.0" encoding="utf-8"?>
-<ds:datastoreItem xmlns:ds="http://schemas.openxmlformats.org/officeDocument/2006/customXml" ds:itemID="{C3FC2394-20A7-4E67-807A-9956B8FA463E}">
-  <ds:schemaRefs>
-    <ds:schemaRef ds:uri="http://schemas.microsoft.com/sharepoint/v3/contenttype/forms"/>
-  </ds:schemaRefs>
-</ds:datastoreItem>
+<file path=customXml/item4.xml><?xml version="1.0" encoding="utf-8"?>
+<?mso-contentType ?>
+<FormTemplates xmlns="http://schemas.microsoft.com/sharepoint/v3/contenttype/forms">
+  <Display>DocumentLibraryForm</Display>
+  <Edit>DocumentLibraryForm</Edit>
+  <New>DocumentLibraryForm</New>
+</FormTemplates>
 </file>
 
-<file path=customXml/itemProps3.xml><?xml version="1.0" encoding="utf-8"?>
+<file path=customXml/itemProps1.xml><?xml version="1.0" encoding="utf-8"?>
 <ds:datastoreItem xmlns:ds="http://schemas.openxmlformats.org/officeDocument/2006/customXml" ds:itemID="{01754DF5-DA2E-4A2D-8FF4-76430B2CDB0C}">
   <ds:schemaRefs>
     <ds:schemaRef ds:uri="http://schemas.microsoft.com/office/2006/metadata/properties"/>
@@ -4629,7 +4673,7 @@
 </ds:datastoreItem>
 </file>
 
-<file path=customXml/itemProps4.xml><?xml version="1.0" encoding="utf-8"?>
+<file path=customXml/itemProps2.xml><?xml version="1.0" encoding="utf-8"?>
 <ds:datastoreItem xmlns:ds="http://schemas.openxmlformats.org/officeDocument/2006/customXml" ds:itemID="{C03EC6EA-AA3F-4414-8BC8-8AB9BC0DF4A8}">
   <ds:schemaRefs>
     <ds:schemaRef ds:uri="http://schemas.microsoft.com/office/2006/metadata/contentType"/>
@@ -4650,4 +4694,20 @@
     <ds:schemaRef ds:uri="http://schemas.microsoft.com/internal/obd"/>
   </ds:schemaRefs>
 </ds:datastoreItem>
+</file>
+
+<file path=customXml/itemProps3.xml><?xml version="1.0" encoding="utf-8"?>
+<ds:datastoreItem xmlns:ds="http://schemas.openxmlformats.org/officeDocument/2006/customXml" ds:itemID="{43E171D5-6AA3-4BFA-AAEB-2992B94F6E0B}">
+  <ds:schemaRefs>
+    <ds:schemaRef ds:uri="http://schemas.microsoft.com/sharepoint/events"/>
+  </ds:schemaRefs>
+</ds:datastoreItem>
+</file>
+
+<file path=customXml/itemProps4.xml><?xml version="1.0" encoding="utf-8"?>
+<ds:datastoreItem xmlns:ds="http://schemas.openxmlformats.org/officeDocument/2006/customXml" ds:itemID="{C3FC2394-20A7-4E67-807A-9956B8FA463E}">
+  <ds:schemaRefs>
+    <ds:schemaRef ds:uri="http://schemas.microsoft.com/sharepoint/v3/contenttype/forms"/>
+  </ds:schemaRefs>
+</ds:datastoreItem>
 </file>